--- a/pr-preview/pr-310/measures.docx
+++ b/pr-preview/pr-310/measures.docx
@@ -15,7 +15,7 @@
         <w:pStyle w:val="Date"/>
       </w:pPr>
       <w:r>
-        <w:t xml:space="preserve">Last modified: 2026-10-15 08:32:48 (PDT)</w:t>
+        <w:t xml:space="preserve">Last modified: 2026-10-15 13:37:28 (PDT)</w:t>
       </w:r>
     </w:p>
     <w:p>
@@ -106,7 +106,7 @@
           <w:rPr>
             <w:rStyle w:val="Hyperlink"/>
           </w:rPr>
-          <w:t xml:space="preserve">Definition 20</w:t>
+          <w:t xml:space="preserve">Definition 22</w:t>
         </w:r>
       </w:hyperlink>
       <w:r>
@@ -7310,7 +7310,7 @@
     </w:p>
     <w:bookmarkEnd w:id="41"/>
     <w:bookmarkEnd w:id="42"/>
-    <w:bookmarkStart w:id="57" w:name="infinite-sums"/>
+    <w:bookmarkStart w:id="58" w:name="infinite-sums"/>
     <w:p>
       <w:pPr>
         <w:pStyle w:val="Heading2"/>
@@ -9633,7 +9633,7 @@
       </w:r>
     </w:p>
     <w:bookmarkEnd w:id="52"/>
-    <w:bookmarkStart w:id="53" w:name="lem-nonneg-series"/>
+    <w:bookmarkStart w:id="54" w:name="lem-nonneg-series"/>
     <w:p>
       <w:pPr>
         <w:pStyle w:val="FirstParagraph"/>
@@ -9951,7 +9951,7 @@
       <w:r>
         <w:t xml:space="preserve"> </w:t>
       </w:r>
-      <w:hyperlink r:id="rId49">
+      <w:hyperlink r:id="rId53">
         <w:r>
           <w:rPr>
             <w:rStyle w:val="Hyperlink"/>
@@ -10061,7 +10061,7 @@
         <w:t xml:space="preserve">.</w:t>
       </w:r>
     </w:p>
-    <w:bookmarkEnd w:id="53"/>
+    <w:bookmarkEnd w:id="54"/>
     <w:p>
       <w:pPr>
         <w:pStyle w:val="BodyText"/>
@@ -10424,7 +10424,7 @@
       <w:r>
         <w:t xml:space="preserve"> </w:t>
       </w:r>
-      <w:hyperlink r:id="rId54">
+      <w:hyperlink r:id="rId55">
         <w:r>
           <w:rPr>
             <w:rStyle w:val="Hyperlink"/>
@@ -10444,7 +10444,7 @@
       <w:r>
         <w:t xml:space="preserve"> </w:t>
       </w:r>
-      <w:hyperlink r:id="rId55">
+      <w:hyperlink r:id="rId56">
         <w:r>
           <w:rPr>
             <w:rStyle w:val="Hyperlink"/>
@@ -10487,7 +10487,7 @@
       <w:r>
         <w:t xml:space="preserve"> </w:t>
       </w:r>
-      <w:hyperlink r:id="rId56">
+      <w:hyperlink r:id="rId57">
         <w:r>
           <w:rPr>
             <w:rStyle w:val="Hyperlink"/>
@@ -10623,8 +10623,8 @@
         <w:t xml:space="preserve">.</w:t>
       </w:r>
     </w:p>
-    <w:bookmarkEnd w:id="57"/>
-    <w:bookmarkStart w:id="75" w:name="additivity"/>
+    <w:bookmarkEnd w:id="58"/>
+    <w:bookmarkStart w:id="77" w:name="additivity"/>
     <w:p>
       <w:pPr>
         <w:pStyle w:val="Heading2"/>
@@ -10633,7 +10633,7 @@
         <w:t xml:space="preserve">4 Additivity</w:t>
       </w:r>
     </w:p>
-    <w:bookmarkStart w:id="59" w:name="def-finite-additivity"/>
+    <w:bookmarkStart w:id="60" w:name="def-finite-additivity"/>
     <w:p>
       <w:pPr>
         <w:pStyle w:val="FirstParagraph"/>
@@ -10711,7 +10711,7 @@
       <w:r>
         <w:t xml:space="preserve"> </w:t>
       </w:r>
-      <w:hyperlink r:id="rId58">
+      <w:hyperlink r:id="rId59">
         <w:r>
           <w:rPr>
             <w:rStyle w:val="Hyperlink"/>
@@ -11041,8 +11041,8 @@
         </m:oMath>
       </m:oMathPara>
     </w:p>
-    <w:bookmarkEnd w:id="59"/>
-    <w:bookmarkStart w:id="60" w:name="exm-finite-additivity"/>
+    <w:bookmarkEnd w:id="60"/>
+    <w:bookmarkStart w:id="62" w:name="exm-finite-additivity"/>
     <w:p>
       <w:pPr>
         <w:pStyle w:val="FirstParagraph"/>
@@ -11239,7 +11239,7 @@
       <w:r>
         <w:t xml:space="preserve">(</w:t>
       </w:r>
-      <w:hyperlink r:id="rId25">
+      <w:hyperlink r:id="rId61">
         <w:r>
           <w:rPr>
             <w:rStyle w:val="Hyperlink"/>
@@ -11797,8 +11797,8 @@
         <w:t xml:space="preserve">is finitely additive.</w:t>
       </w:r>
     </w:p>
-    <w:bookmarkEnd w:id="60"/>
-    <w:bookmarkStart w:id="61" w:name="exm-not-finitely-additive"/>
+    <w:bookmarkEnd w:id="62"/>
+    <w:bookmarkStart w:id="63" w:name="exm-not-finitely-additive"/>
     <w:p>
       <w:pPr>
         <w:pStyle w:val="BodyText"/>
@@ -12353,8 +12353,8 @@
         <w:t xml:space="preserve">is not finitely additive.</w:t>
       </w:r>
     </w:p>
-    <w:bookmarkEnd w:id="61"/>
-    <w:bookmarkStart w:id="62" w:name="def-countable-additivity"/>
+    <w:bookmarkEnd w:id="63"/>
+    <w:bookmarkStart w:id="64" w:name="def-countable-additivity"/>
     <w:p>
       <w:pPr>
         <w:pStyle w:val="BodyText"/>
@@ -12777,8 +12777,8 @@
         </m:oMath>
       </m:oMathPara>
     </w:p>
-    <w:bookmarkEnd w:id="62"/>
-    <w:bookmarkStart w:id="63" w:name="exm-countable-additivity"/>
+    <w:bookmarkEnd w:id="64"/>
+    <w:bookmarkStart w:id="65" w:name="exm-countable-additivity"/>
     <w:p>
       <w:pPr>
         <w:pStyle w:val="FirstParagraph"/>
@@ -13104,8 +13104,8 @@
         <w:t xml:space="preserve">is countably additive.</w:t>
       </w:r>
     </w:p>
-    <w:bookmarkEnd w:id="63"/>
-    <w:bookmarkStart w:id="64" w:name="rem-countable-additivity-sum-exists"/>
+    <w:bookmarkEnd w:id="65"/>
+    <w:bookmarkStart w:id="66" w:name="rem-countable-additivity-sum-exists"/>
     <w:p>
       <w:pPr>
         <w:pStyle w:val="BodyText"/>
@@ -13578,8 +13578,8 @@
         <w:t xml:space="preserve">.</w:t>
       </w:r>
     </w:p>
-    <w:bookmarkEnd w:id="64"/>
-    <w:bookmarkStart w:id="65" w:name="lem-countable-additivity-empty"/>
+    <w:bookmarkEnd w:id="66"/>
+    <w:bookmarkStart w:id="67" w:name="lem-countable-additivity-empty"/>
     <w:p>
       <w:pPr>
         <w:pStyle w:val="BodyText"/>
@@ -13754,7 +13754,7 @@
         <w:t xml:space="preserve">.</w:t>
       </w:r>
     </w:p>
-    <w:bookmarkEnd w:id="65"/>
+    <w:bookmarkEnd w:id="67"/>
     <w:p>
       <w:pPr>
         <w:pStyle w:val="BodyText"/>
@@ -14260,7 +14260,7 @@
       <w:r>
         <w:t xml:space="preserve"> </w:t>
       </w:r>
-      <w:hyperlink r:id="rId66">
+      <w:hyperlink r:id="rId68">
         <w:r>
           <w:rPr>
             <w:rStyle w:val="Hyperlink"/>
@@ -14324,7 +14324,7 @@
         <w:t xml:space="preserve">.</w:t>
       </w:r>
     </w:p>
-    <w:bookmarkStart w:id="67" w:name="exm-empty-set-zero"/>
+    <w:bookmarkStart w:id="69" w:name="exm-empty-set-zero"/>
     <w:p>
       <w:pPr>
         <w:pStyle w:val="BodyText"/>
@@ -14604,8 +14604,8 @@
         </m:oMath>
       </m:oMathPara>
     </w:p>
-    <w:bookmarkEnd w:id="67"/>
-    <w:bookmarkStart w:id="68" w:name="exm-empty-set-infinity"/>
+    <w:bookmarkEnd w:id="69"/>
+    <w:bookmarkStart w:id="70" w:name="exm-empty-set-infinity"/>
     <w:p>
       <w:pPr>
         <w:pStyle w:val="FirstParagraph"/>
@@ -15370,8 +15370,8 @@
         <w:t xml:space="preserve">.</w:t>
       </w:r>
     </w:p>
-    <w:bookmarkEnd w:id="68"/>
-    <w:bookmarkStart w:id="69" w:name="rem-empty-set-requirement"/>
+    <w:bookmarkEnd w:id="70"/>
+    <w:bookmarkStart w:id="71" w:name="rem-empty-set-requirement"/>
     <w:p>
       <w:pPr>
         <w:pStyle w:val="BodyText"/>
@@ -15532,8 +15532,8 @@
         <w:t xml:space="preserve">is an extra requirement, not a consequence of countable additivity.</w:t>
       </w:r>
     </w:p>
-    <w:bookmarkEnd w:id="69"/>
-    <w:bookmarkStart w:id="70" w:name="thm-countable-implies-finite"/>
+    <w:bookmarkEnd w:id="71"/>
+    <w:bookmarkStart w:id="72" w:name="thm-countable-implies-finite"/>
     <w:p>
       <w:pPr>
         <w:pStyle w:val="BodyText"/>
@@ -15698,7 +15698,7 @@
         <w:t xml:space="preserve">.</w:t>
       </w:r>
     </w:p>
-    <w:bookmarkEnd w:id="70"/>
+    <w:bookmarkEnd w:id="72"/>
     <w:p>
       <w:pPr>
         <w:pStyle w:val="BodyText"/>
@@ -16595,7 +16595,7 @@
         </m:oMath>
       </m:oMathPara>
     </w:p>
-    <w:bookmarkStart w:id="71" w:name="exm-finite-not-countable"/>
+    <w:bookmarkStart w:id="73" w:name="exm-finite-not-countable"/>
     <w:p>
       <w:pPr>
         <w:pStyle w:val="FirstParagraph"/>
@@ -18239,8 +18239,8 @@
         </m:oMath>
       </m:oMathPara>
     </w:p>
-    <w:bookmarkEnd w:id="71"/>
-    <w:bookmarkStart w:id="74" w:name="rem-finite-not-countable-converse"/>
+    <w:bookmarkEnd w:id="73"/>
+    <w:bookmarkStart w:id="76" w:name="rem-finite-not-countable-converse"/>
     <w:p>
       <w:pPr>
         <w:pStyle w:val="FirstParagraph"/>
@@ -18272,7 +18272,7 @@
       <w:r>
         <w:t xml:space="preserve"> </w:t>
       </w:r>
-      <w:hyperlink r:id="rId72">
+      <w:hyperlink r:id="rId74">
         <w:r>
           <w:rPr>
             <w:rStyle w:val="Hyperlink"/>
@@ -18362,7 +18362,7 @@
       <w:r>
         <w:t xml:space="preserve"> </w:t>
       </w:r>
-      <w:hyperlink r:id="rId73">
+      <w:hyperlink r:id="rId75">
         <w:r>
           <w:rPr>
             <w:rStyle w:val="Hyperlink"/>
@@ -18501,9 +18501,9 @@
         <w:t xml:space="preserve">is finite.</w:t>
       </w:r>
     </w:p>
-    <w:bookmarkEnd w:id="74"/>
-    <w:bookmarkEnd w:id="75"/>
-    <w:bookmarkStart w:id="100" w:name="measures"/>
+    <w:bookmarkEnd w:id="76"/>
+    <w:bookmarkEnd w:id="77"/>
+    <w:bookmarkStart w:id="104" w:name="measures"/>
     <w:p>
       <w:pPr>
         <w:pStyle w:val="Heading2"/>
@@ -18512,7 +18512,7 @@
         <w:t xml:space="preserve">5 Measures</w:t>
       </w:r>
     </w:p>
-    <w:bookmarkStart w:id="76" w:name="def-measure"/>
+    <w:bookmarkStart w:id="78" w:name="def-measure"/>
     <w:p>
       <w:pPr>
         <w:pStyle w:val="FirstParagraph"/>
@@ -18733,8 +18733,8 @@
         <w:t xml:space="preserve">.</w:t>
       </w:r>
     </w:p>
-    <w:bookmarkEnd w:id="76"/>
-    <w:bookmarkStart w:id="77" w:name="exm-measure"/>
+    <w:bookmarkEnd w:id="78"/>
+    <w:bookmarkStart w:id="79" w:name="exm-measure"/>
     <w:p>
       <w:pPr>
         <w:pStyle w:val="FirstParagraph"/>
@@ -18984,8 +18984,8 @@
         <w:t xml:space="preserve">so it is a measure.</w:t>
       </w:r>
     </w:p>
-    <w:bookmarkEnd w:id="77"/>
-    <w:bookmarkStart w:id="78" w:name="cor-measure-finitely-additive"/>
+    <w:bookmarkEnd w:id="79"/>
+    <w:bookmarkStart w:id="80" w:name="cor-measure-finitely-additive"/>
     <w:p>
       <w:pPr>
         <w:pStyle w:val="BodyText"/>
@@ -19035,7 +19035,7 @@
         <w:t xml:space="preserve">.</w:t>
       </w:r>
     </w:p>
-    <w:bookmarkEnd w:id="78"/>
+    <w:bookmarkEnd w:id="80"/>
     <w:p>
       <w:pPr>
         <w:pStyle w:val="BodyText"/>
@@ -19143,7 +19143,7 @@
         <w:t xml:space="preserve">applies to it.</w:t>
       </w:r>
     </w:p>
-    <w:bookmarkStart w:id="79" w:name="def-counting-measure"/>
+    <w:bookmarkStart w:id="81" w:name="def-counting-measure"/>
     <w:p>
       <w:pPr>
         <w:pStyle w:val="BodyText"/>
@@ -19412,8 +19412,8 @@
         </m:oMath>
       </m:oMathPara>
     </w:p>
-    <w:bookmarkEnd w:id="79"/>
-    <w:bookmarkStart w:id="81" w:name="exm-counting-measure"/>
+    <w:bookmarkEnd w:id="81"/>
+    <w:bookmarkStart w:id="83" w:name="exm-counting-measure"/>
     <w:p>
       <w:pPr>
         <w:pStyle w:val="FirstParagraph"/>
@@ -19448,7 +19448,7 @@
       <w:r>
         <w:t xml:space="preserve"> </w:t>
       </w:r>
-      <w:hyperlink r:id="rId80">
+      <w:hyperlink r:id="rId82">
         <w:r>
           <w:rPr>
             <w:rStyle w:val="Hyperlink"/>
@@ -19915,8 +19915,8 @@
         </m:oMath>
       </m:oMathPara>
     </w:p>
-    <w:bookmarkEnd w:id="81"/>
-    <w:bookmarkStart w:id="82" w:name="def-measurable-space"/>
+    <w:bookmarkEnd w:id="83"/>
+    <w:bookmarkStart w:id="84" w:name="def-measurable-space"/>
     <w:p>
       <w:pPr>
         <w:pStyle w:val="FirstParagraph"/>
@@ -20040,7 +20040,74 @@
         </m:r>
       </m:oMath>
       <w:r>
-        <w:t xml:space="preserve">;</w:t>
+        <w:t xml:space="preserve">.</w:t>
+      </w:r>
+    </w:p>
+    <w:bookmarkEnd w:id="84"/>
+    <w:bookmarkStart w:id="85" w:name="def-measurable-set"/>
+    <w:p>
+      <w:pPr>
+        <w:pStyle w:val="BodyText"/>
+      </w:pPr>
+      <w:r>
+        <w:rPr>
+          <w:b/>
+          <w:bCs/>
+        </w:rPr>
+        <w:t xml:space="preserve">Definition 14 (Measurable set)</w:t>
+      </w:r>
+      <w:r>
+        <w:t xml:space="preserve"> </w:t>
+      </w:r>
+      <w:r>
+        <w:t xml:space="preserve">In a</w:t>
+      </w:r>
+      <w:r>
+        <w:t xml:space="preserve"> </w:t>
+      </w:r>
+      <w:hyperlink w:anchor="def-measurable-space">
+        <w:r>
+          <w:rPr>
+            <w:rStyle w:val="Hyperlink"/>
+          </w:rPr>
+          <w:t xml:space="preserve">measurable space</w:t>
+        </w:r>
+      </w:hyperlink>
+      <w:r>
+        <w:t xml:space="preserve"> </w:t>
+      </w:r>
+      <m:oMath>
+        <m:r>
+          <m:rPr>
+            <m:sty m:val="p"/>
+          </m:rPr>
+          <m:t>(</m:t>
+        </m:r>
+        <m:r>
+          <m:t>S</m:t>
+        </m:r>
+        <m:r>
+          <m:rPr>
+            <m:sty m:val="p"/>
+          </m:rPr>
+          <m:t>,</m:t>
+        </m:r>
+        <m:r>
+          <m:rPr>
+            <m:scr m:val="script"/>
+            <m:sty m:val="p"/>
+          </m:rPr>
+          <m:t>S</m:t>
+        </m:r>
+        <m:r>
+          <m:rPr>
+            <m:sty m:val="p"/>
+          </m:rPr>
+          <m:t>)</m:t>
+        </m:r>
+      </m:oMath>
+      <w:r>
+        <w:t xml:space="preserve">,</w:t>
       </w:r>
       <w:r>
         <w:t xml:space="preserve"> </w:t>
@@ -20080,8 +20147,8 @@
         <w:t xml:space="preserve">.</w:t>
       </w:r>
     </w:p>
-    <w:bookmarkEnd w:id="82"/>
-    <w:bookmarkStart w:id="83" w:name="exm-measurable-space"/>
+    <w:bookmarkEnd w:id="85"/>
+    <w:bookmarkStart w:id="86" w:name="exm-measurable-space"/>
     <w:p>
       <w:pPr>
         <w:pStyle w:val="BodyText"/>
@@ -20466,8 +20533,8 @@
         <w:t xml:space="preserve">is not one of them.</w:t>
       </w:r>
     </w:p>
-    <w:bookmarkEnd w:id="83"/>
-    <w:bookmarkStart w:id="84" w:name="def-measure-space"/>
+    <w:bookmarkEnd w:id="86"/>
+    <w:bookmarkStart w:id="87" w:name="def-measure-space"/>
     <w:p>
       <w:pPr>
         <w:pStyle w:val="FirstParagraph"/>
@@ -20477,7 +20544,7 @@
           <w:b/>
           <w:bCs/>
         </w:rPr>
-        <w:t xml:space="preserve">Definition 14 (Measure space)</w:t>
+        <w:t xml:space="preserve">Definition 15 (Measure space)</w:t>
       </w:r>
       <w:r>
         <w:t xml:space="preserve"> </w:t>
@@ -20601,8 +20668,8 @@
         <w:t xml:space="preserve">.</w:t>
       </w:r>
     </w:p>
-    <w:bookmarkEnd w:id="84"/>
-    <w:bookmarkStart w:id="85" w:name="exm-measure-space"/>
+    <w:bookmarkEnd w:id="87"/>
+    <w:bookmarkStart w:id="88" w:name="exm-measure-space"/>
     <w:p>
       <w:pPr>
         <w:pStyle w:val="BodyText"/>
@@ -20894,8 +20961,8 @@
         <w:t xml:space="preserve">a measure space.</w:t>
       </w:r>
     </w:p>
-    <w:bookmarkEnd w:id="85"/>
-    <w:bookmarkStart w:id="86" w:name="def-lebesgue-measure"/>
+    <w:bookmarkEnd w:id="88"/>
+    <w:bookmarkStart w:id="89" w:name="def-lebesgue-measure"/>
     <w:p>
       <w:pPr>
         <w:pStyle w:val="BodyText"/>
@@ -20905,7 +20972,7 @@
           <w:b/>
           <w:bCs/>
         </w:rPr>
-        <w:t xml:space="preserve">Definition 15 (Lebesgue measure)</w:t>
+        <w:t xml:space="preserve">Definition 16 (Lebesgue measure)</w:t>
       </w:r>
       <w:r>
         <w:t xml:space="preserve"> </w:t>
@@ -21374,8 +21441,8 @@
         <w:t xml:space="preserve">.</w:t>
       </w:r>
     </w:p>
-    <w:bookmarkEnd w:id="86"/>
-    <w:bookmarkStart w:id="88" w:name="rem-lebesgue-measure-exists"/>
+    <w:bookmarkEnd w:id="89"/>
+    <w:bookmarkStart w:id="91" w:name="rem-lebesgue-measure-exists"/>
     <w:p>
       <w:pPr>
         <w:pStyle w:val="BodyText"/>
@@ -21426,7 +21493,7 @@
       <w:r>
         <w:t xml:space="preserve"> </w:t>
       </w:r>
-      <w:hyperlink r:id="rId87">
+      <w:hyperlink r:id="rId90">
         <w:r>
           <w:rPr>
             <w:rStyle w:val="Hyperlink"/>
@@ -21475,8 +21542,8 @@
         <w:t xml:space="preserve">the Lebesgue-measurable sets, with the same values on Borel sets).</w:t>
       </w:r>
     </w:p>
-    <w:bookmarkEnd w:id="88"/>
-    <w:bookmarkStart w:id="89" w:name="def-lebesgue-measure-interval"/>
+    <w:bookmarkEnd w:id="91"/>
+    <w:bookmarkStart w:id="92" w:name="def-lebesgue-measure-interval"/>
     <w:p>
       <w:pPr>
         <w:pStyle w:val="BodyText"/>
@@ -21486,7 +21553,7 @@
           <w:b/>
           <w:bCs/>
         </w:rPr>
-        <w:t xml:space="preserve">Definition 16 (Lebesgue measure on an interval)</w:t>
+        <w:t xml:space="preserve">Definition 17 (Lebesgue measure on an interval)</w:t>
       </w:r>
       <w:r>
         <w:t xml:space="preserve"> </w:t>
@@ -21566,7 +21633,7 @@
           <w:rPr>
             <w:rStyle w:val="Hyperlink"/>
           </w:rPr>
-          <w:t xml:space="preserve">Definition 15</w:t>
+          <w:t xml:space="preserve">Definition 16</w:t>
         </w:r>
       </w:hyperlink>
       <w:r>
@@ -21584,8 +21651,8 @@
         <w:t xml:space="preserve">.</w:t>
       </w:r>
     </w:p>
-    <w:bookmarkEnd w:id="89"/>
-    <w:bookmarkStart w:id="90" w:name="exm-lebesgue-measure"/>
+    <w:bookmarkEnd w:id="92"/>
+    <w:bookmarkStart w:id="93" w:name="exm-lebesgue-measure"/>
     <w:p>
       <w:pPr>
         <w:pStyle w:val="BodyText"/>
@@ -22401,8 +22468,8 @@
         </m:oMath>
       </m:oMathPara>
     </w:p>
-    <w:bookmarkEnd w:id="90"/>
-    <w:bookmarkStart w:id="93" w:name="rem-measure-size"/>
+    <w:bookmarkEnd w:id="93"/>
+    <w:bookmarkStart w:id="96" w:name="rem-measure-size"/>
     <w:p>
       <w:pPr>
         <w:pStyle w:val="FirstParagraph"/>
@@ -22480,7 +22547,7 @@
           <w:rPr>
             <w:rStyle w:val="Hyperlink"/>
           </w:rPr>
-          <w:t xml:space="preserve">Definition 15</w:t>
+          <w:t xml:space="preserve">Definition 16</w:t>
         </w:r>
       </w:hyperlink>
       <w:r>
@@ -22817,7 +22884,7 @@
       <w:r>
         <w:t xml:space="preserve"> </w:t>
       </w:r>
-      <w:hyperlink r:id="rId91">
+      <w:hyperlink r:id="rId94">
         <w:r>
           <w:rPr>
             <w:rStyle w:val="Hyperlink"/>
@@ -22834,7 +22901,7 @@
       <w:r>
         <w:t xml:space="preserve"> </w:t>
       </w:r>
-      <w:hyperlink r:id="rId92">
+      <w:hyperlink r:id="rId95">
         <w:r>
           <w:rPr>
             <w:rStyle w:val="Hyperlink"/>
@@ -22849,8 +22916,8 @@
         <w:t xml:space="preserve">theorems.</w:t>
       </w:r>
     </w:p>
-    <w:bookmarkEnd w:id="93"/>
-    <w:bookmarkStart w:id="94" w:name="def-measure-zero"/>
+    <w:bookmarkEnd w:id="96"/>
+    <w:bookmarkStart w:id="97" w:name="def-measure-zero"/>
     <w:p>
       <w:pPr>
         <w:pStyle w:val="BodyText"/>
@@ -22860,7 +22927,7 @@
           <w:b/>
           <w:bCs/>
         </w:rPr>
-        <w:t xml:space="preserve">Definition 17 (Measure zero (null set))</w:t>
+        <w:t xml:space="preserve">Definition 18 (Measure zero (null set))</w:t>
       </w:r>
       <w:r>
         <w:t xml:space="preserve"> </w:t>
@@ -23048,8 +23115,8 @@
         <w:t xml:space="preserve">.</w:t>
       </w:r>
     </w:p>
-    <w:bookmarkEnd w:id="94"/>
-    <w:bookmarkStart w:id="95" w:name="exm-measure-zero"/>
+    <w:bookmarkEnd w:id="97"/>
+    <w:bookmarkStart w:id="98" w:name="exm-measure-zero"/>
     <w:p>
       <w:pPr>
         <w:pStyle w:val="BodyText"/>
@@ -23223,8 +23290,8 @@
         <w:t xml:space="preserve">although neither set is empty.</w:t>
       </w:r>
     </w:p>
-    <w:bookmarkEnd w:id="95"/>
-    <w:bookmarkStart w:id="96" w:name="def-almost-everywhere"/>
+    <w:bookmarkEnd w:id="98"/>
+    <w:bookmarkStart w:id="99" w:name="def-almost-everywhere"/>
     <w:p>
       <w:pPr>
         <w:pStyle w:val="FirstParagraph"/>
@@ -23234,7 +23301,7 @@
           <w:b/>
           <w:bCs/>
         </w:rPr>
-        <w:t xml:space="preserve">Definition 18 (Almost everywhere (</w:t>
+        <w:t xml:space="preserve">Definition 19 (Almost everywhere (</w:t>
       </w:r>
       <m:oMath>
         <m:r>
@@ -23474,8 +23541,8 @@
         <w:t xml:space="preserve">.</w:t>
       </w:r>
     </w:p>
-    <w:bookmarkEnd w:id="96"/>
-    <w:bookmarkStart w:id="97" w:name="exm-almost-everywhere"/>
+    <w:bookmarkEnd w:id="99"/>
+    <w:bookmarkStart w:id="100" w:name="exm-almost-everywhere"/>
     <w:p>
       <w:pPr>
         <w:pStyle w:val="BodyText"/>
@@ -23866,8 +23933,8 @@
         <w:t xml:space="preserve">so a statement holds almost everywhere only if it holds everywhere.</w:t>
       </w:r>
     </w:p>
-    <w:bookmarkEnd w:id="97"/>
-    <w:bookmarkStart w:id="98" w:name="def-sigma-finite"/>
+    <w:bookmarkEnd w:id="100"/>
+    <w:bookmarkStart w:id="101" w:name="def-finite-measure"/>
     <w:p>
       <w:pPr>
         <w:pStyle w:val="BodyText"/>
@@ -23877,26 +23944,7 @@
           <w:b/>
           <w:bCs/>
         </w:rPr>
-        <w:t xml:space="preserve">Definition 19 (Finite and</w:t>
-      </w:r>
-      <w:r>
-        <w:rPr>
-          <w:b/>
-          <w:bCs/>
-        </w:rPr>
-        <w:t xml:space="preserve"> </w:t>
-      </w:r>
-      <m:oMath>
-        <m:r>
-          <m:t>σ</m:t>
-        </m:r>
-      </m:oMath>
-      <w:r>
-        <w:rPr>
-          <w:b/>
-          <w:bCs/>
-        </w:rPr>
-        <w:t xml:space="preserve">-finite measures)</w:t>
+        <w:t xml:space="preserve">Definition 20 (Finite measure)</w:t>
       </w:r>
       <w:r>
         <w:t xml:space="preserve"> </w:t>
@@ -24040,11 +24088,119 @@
       <w:r>
         <w:t xml:space="preserve">.</w:t>
       </w:r>
-      <w:r>
-        <w:t xml:space="preserve"> </w:t>
-      </w:r>
-      <w:r>
-        <w:t xml:space="preserve">It is</w:t>
+    </w:p>
+    <w:bookmarkEnd w:id="101"/>
+    <w:bookmarkStart w:id="102" w:name="def-sigma-finite"/>
+    <w:p>
+      <w:pPr>
+        <w:pStyle w:val="BodyText"/>
+      </w:pPr>
+      <w:r>
+        <w:rPr>
+          <w:b/>
+          <w:bCs/>
+        </w:rPr>
+        <w:t xml:space="preserve">Definition 21 (</w:t>
+      </w:r>
+      <m:oMath>
+        <m:r>
+          <m:t>σ</m:t>
+        </m:r>
+      </m:oMath>
+      <w:r>
+        <w:rPr>
+          <w:b/>
+          <w:bCs/>
+        </w:rPr>
+        <w:t xml:space="preserve">-finite measure)</w:t>
+      </w:r>
+      <w:r>
+        <w:t xml:space="preserve"> </w:t>
+      </w:r>
+      <w:r>
+        <w:t xml:space="preserve">Let</w:t>
+      </w:r>
+      <w:r>
+        <w:t xml:space="preserve"> </w:t>
+      </w:r>
+      <m:oMath>
+        <m:r>
+          <m:rPr>
+            <m:sty m:val="p"/>
+          </m:rPr>
+          <m:t>(</m:t>
+        </m:r>
+        <m:r>
+          <m:t>S</m:t>
+        </m:r>
+        <m:r>
+          <m:rPr>
+            <m:sty m:val="p"/>
+          </m:rPr>
+          <m:t>,</m:t>
+        </m:r>
+        <m:r>
+          <m:rPr>
+            <m:scr m:val="script"/>
+            <m:sty m:val="p"/>
+          </m:rPr>
+          <m:t>S</m:t>
+        </m:r>
+        <m:r>
+          <m:rPr>
+            <m:sty m:val="p"/>
+          </m:rPr>
+          <m:t>,</m:t>
+        </m:r>
+        <m:r>
+          <m:t>μ</m:t>
+        </m:r>
+        <m:r>
+          <m:rPr>
+            <m:sty m:val="p"/>
+          </m:rPr>
+          <m:t>)</m:t>
+        </m:r>
+      </m:oMath>
+      <w:r>
+        <w:t xml:space="preserve"> </w:t>
+      </w:r>
+      <w:r>
+        <w:t xml:space="preserve">be a</w:t>
+      </w:r>
+      <w:r>
+        <w:t xml:space="preserve"> </w:t>
+      </w:r>
+      <w:hyperlink w:anchor="def-measure-space">
+        <w:r>
+          <w:rPr>
+            <w:rStyle w:val="Hyperlink"/>
+          </w:rPr>
+          <w:t xml:space="preserve">measure space</w:t>
+        </w:r>
+      </w:hyperlink>
+      <w:r>
+        <w:t xml:space="preserve">.</w:t>
+      </w:r>
+      <w:r>
+        <w:t xml:space="preserve"> </w:t>
+      </w:r>
+      <w:r>
+        <w:t xml:space="preserve">The measure</w:t>
+      </w:r>
+      <w:r>
+        <w:t xml:space="preserve"> </w:t>
+      </w:r>
+      <m:oMath>
+        <m:r>
+          <m:t>μ</m:t>
+        </m:r>
+      </m:oMath>
+      <w:r>
+        <w:t xml:space="preserve"> </w:t>
+      </w:r>
+      <w:r>
+        <w:t xml:space="preserve">is</w:t>
       </w:r>
       <w:r>
         <w:t xml:space="preserve"> </w:t>
@@ -24269,8 +24425,8 @@
         <w:t xml:space="preserve">.</w:t>
       </w:r>
     </w:p>
-    <w:bookmarkEnd w:id="98"/>
-    <w:bookmarkStart w:id="99" w:name="exm-sigma-finite"/>
+    <w:bookmarkEnd w:id="102"/>
+    <w:bookmarkStart w:id="103" w:name="exm-sigma-finite"/>
     <w:p>
       <w:pPr>
         <w:pStyle w:val="BodyText"/>
@@ -25113,9 +25269,9 @@
         <w:t xml:space="preserve">.</w:t>
       </w:r>
     </w:p>
-    <w:bookmarkEnd w:id="99"/>
-    <w:bookmarkEnd w:id="100"/>
-    <w:bookmarkStart w:id="105" w:name="probability-measures"/>
+    <w:bookmarkEnd w:id="103"/>
+    <w:bookmarkEnd w:id="104"/>
+    <w:bookmarkStart w:id="112" w:name="probability-measures"/>
     <w:p>
       <w:pPr>
         <w:pStyle w:val="Heading2"/>
@@ -25124,7 +25280,7 @@
         <w:t xml:space="preserve">6 Probability measures</w:t>
       </w:r>
     </w:p>
-    <w:bookmarkStart w:id="101" w:name="def-probability-measure"/>
+    <w:bookmarkStart w:id="105" w:name="def-probability-measure"/>
     <w:p>
       <w:pPr>
         <w:pStyle w:val="FirstParagraph"/>
@@ -25134,7 +25290,7 @@
           <w:b/>
           <w:bCs/>
         </w:rPr>
-        <w:t xml:space="preserve">Definition 20 (Probability measure)</w:t>
+        <w:t xml:space="preserve">Definition 22 (Probability measure)</w:t>
       </w:r>
       <w:r>
         <w:t xml:space="preserve"> </w:t>
@@ -25335,8 +25491,8 @@
         </m:oMath>
       </m:oMathPara>
     </w:p>
-    <w:bookmarkEnd w:id="101"/>
-    <w:bookmarkStart w:id="102" w:name="exm-probability-measure"/>
+    <w:bookmarkEnd w:id="105"/>
+    <w:bookmarkStart w:id="106" w:name="exm-probability-measure"/>
     <w:p>
       <w:pPr>
         <w:pStyle w:val="FirstParagraph"/>
@@ -26298,8 +26454,8 @@
         <w:t xml:space="preserve">.</w:t>
       </w:r>
     </w:p>
-    <w:bookmarkEnd w:id="102"/>
-    <w:bookmarkStart w:id="103" w:name="def-probability-space"/>
+    <w:bookmarkEnd w:id="106"/>
+    <w:bookmarkStart w:id="107" w:name="def-probability-space"/>
     <w:p>
       <w:pPr>
         <w:pStyle w:val="FirstParagraph"/>
@@ -26309,7 +26465,7 @@
           <w:b/>
           <w:bCs/>
         </w:rPr>
-        <w:t xml:space="preserve">Definition 21 (Probability space, sample space, outcomes and events)</w:t>
+        <w:t xml:space="preserve">Definition 23 (Probability space)</w:t>
       </w:r>
       <w:r>
         <w:t xml:space="preserve"> </w:t>
@@ -26339,7 +26495,7 @@
           <w:rPr>
             <w:rStyle w:val="Hyperlink"/>
           </w:rPr>
-          <w:t xml:space="preserve">Definition 20</w:t>
+          <w:t xml:space="preserve">Definition 22</w:t>
         </w:r>
       </w:hyperlink>
       <w:r>
@@ -26460,7 +26616,92 @@
         <w:t xml:space="preserve">probability space</w:t>
       </w:r>
       <w:r>
-        <w:t xml:space="preserve">,</w:t>
+        <w:t xml:space="preserve">.</w:t>
+      </w:r>
+    </w:p>
+    <w:bookmarkEnd w:id="107"/>
+    <w:bookmarkStart w:id="108" w:name="def-sample-space"/>
+    <w:p>
+      <w:pPr>
+        <w:pStyle w:val="BodyText"/>
+      </w:pPr>
+      <w:r>
+        <w:rPr>
+          <w:b/>
+          <w:bCs/>
+        </w:rPr>
+        <w:t xml:space="preserve">Definition 24 (Sample space)</w:t>
+      </w:r>
+      <w:r>
+        <w:t xml:space="preserve"> </w:t>
+      </w:r>
+      <w:r>
+        <w:t xml:space="preserve">In a probability space</w:t>
+      </w:r>
+      <w:r>
+        <w:t xml:space="preserve"> </w:t>
+      </w:r>
+      <m:oMath>
+        <m:r>
+          <m:rPr>
+            <m:sty m:val="p"/>
+          </m:rPr>
+          <m:t>(</m:t>
+        </m:r>
+        <m:r>
+          <m:rPr>
+            <m:sty m:val="p"/>
+          </m:rPr>
+          <m:t>Ω</m:t>
+        </m:r>
+        <m:r>
+          <m:rPr>
+            <m:sty m:val="p"/>
+          </m:rPr>
+          <m:t>,</m:t>
+        </m:r>
+        <m:r>
+          <m:rPr>
+            <m:scr m:val="script"/>
+            <m:sty m:val="p"/>
+          </m:rPr>
+          <m:t>F</m:t>
+        </m:r>
+        <m:r>
+          <m:rPr>
+            <m:sty m:val="p"/>
+          </m:rPr>
+          <m:t>,</m:t>
+        </m:r>
+        <m:r>
+          <m:rPr>
+            <m:sty m:val="p"/>
+          </m:rPr>
+          <m:t>P</m:t>
+        </m:r>
+        <m:r>
+          <m:rPr>
+            <m:sty m:val="p"/>
+          </m:rPr>
+          <m:t>)</m:t>
+        </m:r>
+      </m:oMath>
+      <w:r>
+        <w:t xml:space="preserve"> </w:t>
+      </w:r>
+      <w:r>
+        <w:t xml:space="preserve">(</w:t>
+      </w:r>
+      <w:hyperlink w:anchor="def-probability-space">
+        <w:r>
+          <w:rPr>
+            <w:rStyle w:val="Hyperlink"/>
+          </w:rPr>
+          <w:t xml:space="preserve">Definition 23</w:t>
+        </w:r>
+      </w:hyperlink>
+      <w:r>
+        <w:t xml:space="preserve">),</w:t>
       </w:r>
       <w:r>
         <w:t xml:space="preserve"> </w:t>
@@ -26490,30 +26731,126 @@
         <w:t xml:space="preserve">sample space</w:t>
       </w:r>
       <w:r>
-        <w:t xml:space="preserve">,</w:t>
-      </w:r>
-      <w:r>
-        <w:t xml:space="preserve"> </w:t>
-      </w:r>
-      <w:r>
-        <w:t xml:space="preserve">the elements of</w:t>
-      </w:r>
-      <w:r>
-        <w:t xml:space="preserve"> </w:t>
-      </w:r>
-      <m:oMath>
+        <w:t xml:space="preserve">.</w:t>
+      </w:r>
+    </w:p>
+    <w:bookmarkEnd w:id="108"/>
+    <w:bookmarkStart w:id="109" w:name="def-outcome"/>
+    <w:p>
+      <w:pPr>
+        <w:pStyle w:val="BodyText"/>
+      </w:pPr>
+      <w:r>
+        <w:rPr>
+          <w:b/>
+          <w:bCs/>
+        </w:rPr>
+        <w:t xml:space="preserve">Definition 25 (Outcome)</w:t>
+      </w:r>
+      <w:r>
+        <w:t xml:space="preserve"> </w:t>
+      </w:r>
+      <w:r>
+        <w:t xml:space="preserve">In a probability space</w:t>
+      </w:r>
+      <w:r>
+        <w:t xml:space="preserve"> </w:t>
+      </w:r>
+      <m:oMath>
+        <m:r>
+          <m:rPr>
+            <m:sty m:val="p"/>
+          </m:rPr>
+          <m:t>(</m:t>
+        </m:r>
         <m:r>
           <m:rPr>
             <m:sty m:val="p"/>
           </m:rPr>
           <m:t>Ω</m:t>
         </m:r>
-      </m:oMath>
-      <w:r>
-        <w:t xml:space="preserve"> </w:t>
-      </w:r>
-      <w:r>
-        <w:t xml:space="preserve">are</w:t>
+        <m:r>
+          <m:rPr>
+            <m:sty m:val="p"/>
+          </m:rPr>
+          <m:t>,</m:t>
+        </m:r>
+        <m:r>
+          <m:rPr>
+            <m:scr m:val="script"/>
+            <m:sty m:val="p"/>
+          </m:rPr>
+          <m:t>F</m:t>
+        </m:r>
+        <m:r>
+          <m:rPr>
+            <m:sty m:val="p"/>
+          </m:rPr>
+          <m:t>,</m:t>
+        </m:r>
+        <m:r>
+          <m:rPr>
+            <m:sty m:val="p"/>
+          </m:rPr>
+          <m:t>P</m:t>
+        </m:r>
+        <m:r>
+          <m:rPr>
+            <m:sty m:val="p"/>
+          </m:rPr>
+          <m:t>)</m:t>
+        </m:r>
+      </m:oMath>
+      <w:r>
+        <w:t xml:space="preserve"> </w:t>
+      </w:r>
+      <w:r>
+        <w:t xml:space="preserve">(</w:t>
+      </w:r>
+      <w:hyperlink w:anchor="def-probability-space">
+        <w:r>
+          <w:rPr>
+            <w:rStyle w:val="Hyperlink"/>
+          </w:rPr>
+          <w:t xml:space="preserve">Definition 23</w:t>
+        </w:r>
+      </w:hyperlink>
+      <w:r>
+        <w:t xml:space="preserve">),</w:t>
+      </w:r>
+      <w:r>
+        <w:t xml:space="preserve"> </w:t>
+      </w:r>
+      <w:r>
+        <w:t xml:space="preserve">the elements of the sample space</w:t>
+      </w:r>
+      <w:r>
+        <w:t xml:space="preserve"> </w:t>
+      </w:r>
+      <m:oMath>
+        <m:r>
+          <m:rPr>
+            <m:sty m:val="p"/>
+          </m:rPr>
+          <m:t>Ω</m:t>
+        </m:r>
+      </m:oMath>
+      <w:r>
+        <w:t xml:space="preserve"> </w:t>
+      </w:r>
+      <w:r>
+        <w:t xml:space="preserve">(</w:t>
+      </w:r>
+      <w:hyperlink w:anchor="def-sample-space">
+        <w:r>
+          <w:rPr>
+            <w:rStyle w:val="Hyperlink"/>
+          </w:rPr>
+          <w:t xml:space="preserve">Definition 24</w:t>
+        </w:r>
+      </w:hyperlink>
+      <w:r>
+        <w:t xml:space="preserve">) are</w:t>
       </w:r>
       <w:r>
         <w:t xml:space="preserve"> </w:t>
@@ -26526,13 +26863,98 @@
         <w:t xml:space="preserve">outcomes</w:t>
       </w:r>
       <w:r>
-        <w:t xml:space="preserve">,</w:t>
-      </w:r>
-      <w:r>
-        <w:t xml:space="preserve"> </w:t>
-      </w:r>
-      <w:r>
-        <w:t xml:space="preserve">and the sets in</w:t>
+        <w:t xml:space="preserve">.</w:t>
+      </w:r>
+    </w:p>
+    <w:bookmarkEnd w:id="109"/>
+    <w:bookmarkStart w:id="110" w:name="def-event"/>
+    <w:p>
+      <w:pPr>
+        <w:pStyle w:val="BodyText"/>
+      </w:pPr>
+      <w:r>
+        <w:rPr>
+          <w:b/>
+          <w:bCs/>
+        </w:rPr>
+        <w:t xml:space="preserve">Definition 26 (Event)</w:t>
+      </w:r>
+      <w:r>
+        <w:t xml:space="preserve"> </w:t>
+      </w:r>
+      <w:r>
+        <w:t xml:space="preserve">In a probability space</w:t>
+      </w:r>
+      <w:r>
+        <w:t xml:space="preserve"> </w:t>
+      </w:r>
+      <m:oMath>
+        <m:r>
+          <m:rPr>
+            <m:sty m:val="p"/>
+          </m:rPr>
+          <m:t>(</m:t>
+        </m:r>
+        <m:r>
+          <m:rPr>
+            <m:sty m:val="p"/>
+          </m:rPr>
+          <m:t>Ω</m:t>
+        </m:r>
+        <m:r>
+          <m:rPr>
+            <m:sty m:val="p"/>
+          </m:rPr>
+          <m:t>,</m:t>
+        </m:r>
+        <m:r>
+          <m:rPr>
+            <m:scr m:val="script"/>
+            <m:sty m:val="p"/>
+          </m:rPr>
+          <m:t>F</m:t>
+        </m:r>
+        <m:r>
+          <m:rPr>
+            <m:sty m:val="p"/>
+          </m:rPr>
+          <m:t>,</m:t>
+        </m:r>
+        <m:r>
+          <m:rPr>
+            <m:sty m:val="p"/>
+          </m:rPr>
+          <m:t>P</m:t>
+        </m:r>
+        <m:r>
+          <m:rPr>
+            <m:sty m:val="p"/>
+          </m:rPr>
+          <m:t>)</m:t>
+        </m:r>
+      </m:oMath>
+      <w:r>
+        <w:t xml:space="preserve"> </w:t>
+      </w:r>
+      <w:r>
+        <w:t xml:space="preserve">(</w:t>
+      </w:r>
+      <w:hyperlink w:anchor="def-probability-space">
+        <w:r>
+          <w:rPr>
+            <w:rStyle w:val="Hyperlink"/>
+          </w:rPr>
+          <w:t xml:space="preserve">Definition 23</w:t>
+        </w:r>
+      </w:hyperlink>
+      <w:r>
+        <w:t xml:space="preserve">),</w:t>
+      </w:r>
+      <w:r>
+        <w:t xml:space="preserve"> </w:t>
+      </w:r>
+      <w:r>
+        <w:t xml:space="preserve">the sets in</w:t>
       </w:r>
       <w:r>
         <w:t xml:space="preserve"> </w:t>
@@ -26566,8 +26988,8 @@
         <w:t xml:space="preserve">.</w:t>
       </w:r>
     </w:p>
-    <w:bookmarkEnd w:id="103"/>
-    <w:bookmarkStart w:id="104" w:name="rem-mutually-exclusive"/>
+    <w:bookmarkEnd w:id="110"/>
+    <w:bookmarkStart w:id="111" w:name="rem-mutually-exclusive"/>
     <w:p>
       <w:pPr>
         <w:pStyle w:val="BodyText"/>
@@ -26779,9 +27201,9 @@
         <w:t xml:space="preserve">no roll is both even and odd.</w:t>
       </w:r>
     </w:p>
-    <w:bookmarkEnd w:id="104"/>
-    <w:bookmarkEnd w:id="105"/>
-    <w:bookmarkStart w:id="124" w:name="measurable-functions-and-integrals"/>
+    <w:bookmarkEnd w:id="111"/>
+    <w:bookmarkEnd w:id="112"/>
+    <w:bookmarkStart w:id="133" w:name="measurable-functions-and-integrals"/>
     <w:p>
       <w:pPr>
         <w:pStyle w:val="Heading2"/>
@@ -26790,7 +27212,7 @@
         <w:t xml:space="preserve">7 Measurable functions and integrals</w:t>
       </w:r>
     </w:p>
-    <w:bookmarkStart w:id="106" w:name="def-measurable-function"/>
+    <w:bookmarkStart w:id="113" w:name="def-measurable-function"/>
     <w:p>
       <w:pPr>
         <w:pStyle w:val="FirstParagraph"/>
@@ -26800,7 +27222,7 @@
           <w:b/>
           <w:bCs/>
         </w:rPr>
-        <w:t xml:space="preserve">Definition 22 (Measurable function)</w:t>
+        <w:t xml:space="preserve">Definition 27 (Measurable function)</w:t>
       </w:r>
       <w:r>
         <w:t xml:space="preserve"> </w:t>
@@ -26870,7 +27292,7 @@
       <w:r>
         <w:t xml:space="preserve"> </w:t>
       </w:r>
-      <w:hyperlink r:id="rId58">
+      <w:hyperlink r:id="rId59">
         <w:r>
           <w:rPr>
             <w:rStyle w:val="Hyperlink"/>
@@ -27083,8 +27505,8 @@
         </m:oMath>
       </m:oMathPara>
     </w:p>
-    <w:bookmarkEnd w:id="106"/>
-    <w:bookmarkStart w:id="108" w:name="rem-measurable-function-general"/>
+    <w:bookmarkEnd w:id="113"/>
+    <w:bookmarkStart w:id="115" w:name="rem-measurable-function-general"/>
     <w:p>
       <w:pPr>
         <w:pStyle w:val="FirstParagraph"/>
@@ -27405,7 +27827,7 @@
           <w:rPr>
             <w:rStyle w:val="Hyperlink"/>
           </w:rPr>
-          <w:t xml:space="preserve">Definition 22</w:t>
+          <w:t xml:space="preserve">Definition 27</w:t>
         </w:r>
       </w:hyperlink>
       <w:r>
@@ -27417,7 +27839,7 @@
       <w:r>
         <w:t xml:space="preserve"> </w:t>
       </w:r>
-      <w:hyperlink r:id="rId107">
+      <w:hyperlink r:id="rId114">
         <w:r>
           <w:rPr>
             <w:rStyle w:val="Hyperlink"/>
@@ -27586,15 +28008,15 @@
           <w:rPr>
             <w:rStyle w:val="Hyperlink"/>
           </w:rPr>
-          <w:t xml:space="preserve">Definition 22</w:t>
+          <w:t xml:space="preserve">Definition 27</w:t>
         </w:r>
       </w:hyperlink>
       <w:r>
         <w:t xml:space="preserve">.</w:t>
       </w:r>
     </w:p>
-    <w:bookmarkEnd w:id="108"/>
-    <w:bookmarkStart w:id="109" w:name="exm-measurable-function"/>
+    <w:bookmarkEnd w:id="115"/>
+    <w:bookmarkStart w:id="116" w:name="exm-measurable-function"/>
     <w:p>
       <w:pPr>
         <w:pStyle w:val="BodyText"/>
@@ -28515,8 +28937,8 @@
         <w:t xml:space="preserve">, is measurable.</w:t>
       </w:r>
     </w:p>
-    <w:bookmarkEnd w:id="109"/>
-    <w:bookmarkStart w:id="112" w:name="def-integral-nonneg"/>
+    <w:bookmarkEnd w:id="116"/>
+    <w:bookmarkStart w:id="119" w:name="def-integral-nonneg"/>
     <w:p>
       <w:pPr>
         <w:pStyle w:val="BodyText"/>
@@ -28526,7 +28948,7 @@
           <w:b/>
           <w:bCs/>
         </w:rPr>
-        <w:t xml:space="preserve">Definition 23 (Integral of a non-negative function)</w:t>
+        <w:t xml:space="preserve">Definition 28 (Integral of a non-negative function)</w:t>
       </w:r>
       <w:r>
         <w:t xml:space="preserve"> </w:t>
@@ -28941,7 +29363,7 @@
       <w:r>
         <w:t xml:space="preserve"> </w:t>
       </w:r>
-      <w:hyperlink r:id="rId110">
+      <w:hyperlink r:id="rId117">
         <w:r>
           <w:rPr>
             <w:rStyle w:val="Hyperlink"/>
@@ -29131,7 +29553,7 @@
       <w:r>
         <w:t xml:space="preserve"> </w:t>
       </w:r>
-      <w:hyperlink r:id="rId111">
+      <w:hyperlink r:id="rId118">
         <w:r>
           <w:rPr>
             <w:rStyle w:val="Hyperlink"/>
@@ -29423,8 +29845,8 @@
         <w:t xml:space="preserve">(Billingsley 1995, sec. 15)</w:t>
       </w:r>
     </w:p>
-    <w:bookmarkEnd w:id="112"/>
-    <w:bookmarkStart w:id="115" w:name="rem-integral-nonneg-lower-sums"/>
+    <w:bookmarkEnd w:id="119"/>
+    <w:bookmarkStart w:id="122" w:name="rem-integral-nonneg-lower-sums"/>
     <w:p>
       <w:pPr>
         <w:pStyle w:val="BodyText"/>
@@ -29450,7 +29872,7 @@
           <w:rPr>
             <w:rStyle w:val="Hyperlink"/>
           </w:rPr>
-          <w:t xml:space="preserve">Definition 23</w:t>
+          <w:t xml:space="preserve">Definition 28</w:t>
         </w:r>
       </w:hyperlink>
       <w:r>
@@ -29589,7 +30011,7 @@
       <w:r>
         <w:t xml:space="preserve"> </w:t>
       </w:r>
-      <w:hyperlink r:id="rId113">
+      <w:hyperlink r:id="rId120">
         <w:r>
           <w:rPr>
             <w:rStyle w:val="Hyperlink"/>
@@ -29761,7 +30183,7 @@
       <w:r>
         <w:t xml:space="preserve"> </w:t>
       </w:r>
-      <w:hyperlink r:id="rId114">
+      <w:hyperlink r:id="rId121">
         <w:r>
           <w:rPr>
             <w:rStyle w:val="Hyperlink"/>
@@ -29773,8 +30195,8 @@
         <w:t xml:space="preserve">).</w:t>
       </w:r>
     </w:p>
-    <w:bookmarkEnd w:id="115"/>
-    <w:bookmarkStart w:id="116" w:name="exm-integral-nonneg"/>
+    <w:bookmarkEnd w:id="122"/>
+    <w:bookmarkStart w:id="123" w:name="exm-integral-nonneg"/>
     <w:p>
       <w:pPr>
         <w:pStyle w:val="BodyText"/>
@@ -31202,8 +31624,8 @@
         <w:t xml:space="preserve">.</w:t>
       </w:r>
     </w:p>
-    <w:bookmarkEnd w:id="116"/>
-    <w:bookmarkStart w:id="117" w:name="def-positive-negative-parts"/>
+    <w:bookmarkEnd w:id="123"/>
+    <w:bookmarkStart w:id="124" w:name="def-positive-negative-parts"/>
     <w:p>
       <w:pPr>
         <w:pStyle w:val="BodyText"/>
@@ -31213,7 +31635,7 @@
           <w:b/>
           <w:bCs/>
         </w:rPr>
-        <w:t xml:space="preserve">Definition 24 (Positive and negative parts of a function)</w:t>
+        <w:t xml:space="preserve">Definition 29 (Positive part of a function)</w:t>
       </w:r>
       <w:r>
         <w:t xml:space="preserve"> </w:t>
@@ -31359,22 +31781,6 @@
         <w:t xml:space="preserve"> </w:t>
       </w:r>
       <w:r>
-        <w:t xml:space="preserve">and</w:t>
-      </w:r>
-      <w:r>
-        <w:t xml:space="preserve"> </w:t>
-      </w:r>
-      <w:r>
-        <w:rPr>
-          <w:b/>
-          <w:bCs/>
-        </w:rPr>
-        <w:t xml:space="preserve">negative part</w:t>
-      </w:r>
-      <w:r>
-        <w:t xml:space="preserve"> </w:t>
-      </w:r>
-      <w:r>
         <w:t xml:space="preserve">of</w:t>
       </w:r>
       <w:r>
@@ -31389,7 +31795,7 @@
         <w:t xml:space="preserve"> </w:t>
       </w:r>
       <w:r>
-        <w:t xml:space="preserve">are the non-negative functions</w:t>
+        <w:t xml:space="preserve">is the non-negative function</w:t>
       </w:r>
     </w:p>
     <w:p>
@@ -31401,23 +31807,75 @@
           <m:jc m:val="center"/>
         </m:oMathParaPr>
         <m:oMath>
-          <m:eqArr>
+          <m:sSup>
             <m:e>
-              <m:sSup>
-                <m:e>
-                  <m:r>
-                    <m:t>f</m:t>
-                  </m:r>
-                </m:e>
-                <m:sup>
-                  <m:r>
-                    <m:rPr>
-                      <m:sty m:val="p"/>
-                    </m:rPr>
-                    <m:t>+</m:t>
-                  </m:r>
-                </m:sup>
-              </m:sSup>
+              <m:r>
+                <m:t>f</m:t>
+              </m:r>
+            </m:e>
+            <m:sup>
+              <m:r>
+                <m:rPr>
+                  <m:sty m:val="p"/>
+                </m:rPr>
+                <m:t>+</m:t>
+              </m:r>
+            </m:sup>
+          </m:sSup>
+          <m:r>
+            <m:rPr>
+              <m:sty m:val="p"/>
+            </m:rPr>
+            <m:t>(</m:t>
+          </m:r>
+          <m:r>
+            <m:t>s</m:t>
+          </m:r>
+          <m:r>
+            <m:rPr>
+              <m:sty m:val="p"/>
+            </m:rPr>
+            <m:t>)</m:t>
+          </m:r>
+          <m:limUpp>
+            <m:e>
+              <m:r>
+                <m:rPr>
+                  <m:sty m:val="p"/>
+                </m:rPr>
+                <m:t>=</m:t>
+              </m:r>
+            </m:e>
+            <m:lim>
+              <m:r>
+                <m:rPr>
+                  <m:nor/>
+                  <m:sty m:val="p"/>
+                </m:rPr>
+                <m:t>def</m:t>
+              </m:r>
+            </m:lim>
+          </m:limUpp>
+          <m:r>
+            <m:rPr>
+              <m:sty m:val="p"/>
+            </m:rPr>
+            <m:t>max</m:t>
+          </m:r>
+          <m:r>
+            <m:t>​</m:t>
+          </m:r>
+          <m:d>
+            <m:dPr>
+              <m:begChr m:val="{"/>
+              <m:sepChr m:val=""/>
+              <m:endChr m:val="}"/>
+              <m:grow/>
+            </m:dPr>
+            <m:e>
+              <m:r>
+                <m:t>f</m:t>
+              </m:r>
               <m:r>
                 <m:rPr>
                   <m:sty m:val="p"/>
@@ -31434,196 +31892,274 @@
                 <m:t>)</m:t>
               </m:r>
               <m:r>
-                <m:t>&amp;</m:t>
-              </m:r>
-              <m:limUpp>
-                <m:e>
-                  <m:r>
-                    <m:rPr>
-                      <m:sty m:val="p"/>
-                    </m:rPr>
-                    <m:t>=</m:t>
-                  </m:r>
-                </m:e>
-                <m:lim>
-                  <m:r>
-                    <m:rPr>
-                      <m:nor/>
-                      <m:sty m:val="p"/>
-                    </m:rPr>
-                    <m:t>def</m:t>
-                  </m:r>
-                </m:lim>
-              </m:limUpp>
-              <m:r>
-                <m:rPr>
-                  <m:sty m:val="p"/>
-                </m:rPr>
-                <m:t>max</m:t>
-              </m:r>
-              <m:r>
-                <m:t>​</m:t>
-              </m:r>
-              <m:d>
-                <m:dPr>
-                  <m:begChr m:val="{"/>
-                  <m:sepChr m:val=""/>
-                  <m:endChr m:val="}"/>
-                  <m:grow/>
-                </m:dPr>
-                <m:e>
-                  <m:r>
-                    <m:t>f</m:t>
-                  </m:r>
-                  <m:r>
-                    <m:rPr>
-                      <m:sty m:val="p"/>
-                    </m:rPr>
-                    <m:t>(</m:t>
-                  </m:r>
-                  <m:r>
-                    <m:t>s</m:t>
-                  </m:r>
-                  <m:r>
-                    <m:rPr>
-                      <m:sty m:val="p"/>
-                    </m:rPr>
-                    <m:t>)</m:t>
-                  </m:r>
-                  <m:r>
-                    <m:rPr>
-                      <m:sty m:val="p"/>
-                    </m:rPr>
-                    <m:t>,</m:t>
-                  </m:r>
-                  <m:r>
-                    <m:t>0</m:t>
-                  </m:r>
-                </m:e>
-              </m:d>
-              <m:r>
-                <m:t>​</m:t>
+                <m:rPr>
+                  <m:sty m:val="p"/>
+                </m:rPr>
+                <m:t>,</m:t>
+              </m:r>
+              <m:r>
+                <m:t>0</m:t>
               </m:r>
             </m:e>
-            <m:e>
-              <m:sSup>
-                <m:e>
-                  <m:r>
-                    <m:t>f</m:t>
-                  </m:r>
-                </m:e>
-                <m:sup>
-                  <m:r>
-                    <m:rPr>
-                      <m:sty m:val="p"/>
-                    </m:rPr>
-                    <m:t>−</m:t>
-                  </m:r>
-                </m:sup>
-              </m:sSup>
-              <m:r>
-                <m:rPr>
-                  <m:sty m:val="p"/>
-                </m:rPr>
-                <m:t>(</m:t>
-              </m:r>
-              <m:r>
-                <m:t>s</m:t>
-              </m:r>
-              <m:r>
-                <m:rPr>
-                  <m:sty m:val="p"/>
-                </m:rPr>
-                <m:t>)</m:t>
-              </m:r>
-              <m:r>
-                <m:t>&amp;</m:t>
-              </m:r>
-              <m:limUpp>
-                <m:e>
-                  <m:r>
-                    <m:rPr>
-                      <m:sty m:val="p"/>
-                    </m:rPr>
-                    <m:t>=</m:t>
-                  </m:r>
-                </m:e>
-                <m:lim>
-                  <m:r>
-                    <m:rPr>
-                      <m:nor/>
-                      <m:sty m:val="p"/>
-                    </m:rPr>
-                    <m:t>def</m:t>
-                  </m:r>
-                </m:lim>
-              </m:limUpp>
-              <m:r>
-                <m:rPr>
-                  <m:sty m:val="p"/>
-                </m:rPr>
-                <m:t>max</m:t>
-              </m:r>
-              <m:r>
-                <m:t>​</m:t>
-              </m:r>
-              <m:d>
-                <m:dPr>
-                  <m:begChr m:val="{"/>
-                  <m:sepChr m:val=""/>
-                  <m:endChr m:val="}"/>
-                  <m:grow/>
-                </m:dPr>
-                <m:e>
-                  <m:r>
-                    <m:rPr>
-                      <m:sty m:val="p"/>
-                    </m:rPr>
-                    <m:t>−</m:t>
-                  </m:r>
-                  <m:r>
-                    <m:t>f</m:t>
-                  </m:r>
-                  <m:r>
-                    <m:rPr>
-                      <m:sty m:val="p"/>
-                    </m:rPr>
-                    <m:t>(</m:t>
-                  </m:r>
-                  <m:r>
-                    <m:t>s</m:t>
-                  </m:r>
-                  <m:r>
-                    <m:rPr>
-                      <m:sty m:val="p"/>
-                    </m:rPr>
-                    <m:t>)</m:t>
-                  </m:r>
-                  <m:r>
-                    <m:rPr>
-                      <m:sty m:val="p"/>
-                    </m:rPr>
-                    <m:t>,</m:t>
-                  </m:r>
-                  <m:r>
-                    <m:t>0</m:t>
-                  </m:r>
-                </m:e>
-              </m:d>
-              <m:r>
-                <m:t>​</m:t>
-              </m:r>
-            </m:e>
-          </m:eqArr>
+          </m:d>
+          <m:r>
+            <m:t>​</m:t>
+          </m:r>
+          <m:r>
+            <m:rPr>
+              <m:sty m:val="p"/>
+            </m:rPr>
+            <m:t>.</m:t>
+          </m:r>
         </m:oMath>
       </m:oMathPara>
     </w:p>
+    <w:bookmarkEnd w:id="124"/>
+    <w:bookmarkStart w:id="125" w:name="def-negative-part"/>
     <w:p>
       <w:pPr>
         <w:pStyle w:val="FirstParagraph"/>
       </w:pPr>
       <w:r>
-        <w:t xml:space="preserve">so that</w:t>
+        <w:rPr>
+          <w:b/>
+          <w:bCs/>
+        </w:rPr>
+        <w:t xml:space="preserve">Definition 30 (Negative part of a function)</w:t>
+      </w:r>
+      <w:r>
+        <w:t xml:space="preserve"> </w:t>
+      </w:r>
+      <w:r>
+        <w:t xml:space="preserve">For</w:t>
+      </w:r>
+      <w:r>
+        <w:t xml:space="preserve"> </w:t>
+      </w:r>
+      <m:oMath>
+        <m:r>
+          <m:t>f</m:t>
+        </m:r>
+      </m:oMath>
+      <w:r>
+        <w:t xml:space="preserve"> </w:t>
+      </w:r>
+      <w:r>
+        <w:t xml:space="preserve">as in</w:t>
+      </w:r>
+      <w:r>
+        <w:t xml:space="preserve"> </w:t>
+      </w:r>
+      <w:hyperlink w:anchor="def-positive-negative-parts">
+        <w:r>
+          <w:rPr>
+            <w:rStyle w:val="Hyperlink"/>
+          </w:rPr>
+          <w:t xml:space="preserve">Definition 29</w:t>
+        </w:r>
+      </w:hyperlink>
+      <w:r>
+        <w:t xml:space="preserve">,</w:t>
+      </w:r>
+      <w:r>
+        <w:t xml:space="preserve"> </w:t>
+      </w:r>
+      <w:r>
+        <w:t xml:space="preserve">the</w:t>
+      </w:r>
+      <w:r>
+        <w:t xml:space="preserve"> </w:t>
+      </w:r>
+      <w:r>
+        <w:rPr>
+          <w:b/>
+          <w:bCs/>
+        </w:rPr>
+        <w:t xml:space="preserve">negative part</w:t>
+      </w:r>
+      <w:r>
+        <w:t xml:space="preserve"> </w:t>
+      </w:r>
+      <w:r>
+        <w:t xml:space="preserve">of</w:t>
+      </w:r>
+      <w:r>
+        <w:t xml:space="preserve"> </w:t>
+      </w:r>
+      <m:oMath>
+        <m:r>
+          <m:t>f</m:t>
+        </m:r>
+      </m:oMath>
+      <w:r>
+        <w:t xml:space="preserve"> </w:t>
+      </w:r>
+      <w:r>
+        <w:t xml:space="preserve">is the non-negative function</w:t>
+      </w:r>
+    </w:p>
+    <w:p>
+      <w:pPr>
+        <w:pStyle w:val="BodyText"/>
+      </w:pPr>
+      <m:oMathPara>
+        <m:oMathParaPr>
+          <m:jc m:val="center"/>
+        </m:oMathParaPr>
+        <m:oMath>
+          <m:sSup>
+            <m:e>
+              <m:r>
+                <m:t>f</m:t>
+              </m:r>
+            </m:e>
+            <m:sup>
+              <m:r>
+                <m:rPr>
+                  <m:sty m:val="p"/>
+                </m:rPr>
+                <m:t>−</m:t>
+              </m:r>
+            </m:sup>
+          </m:sSup>
+          <m:r>
+            <m:rPr>
+              <m:sty m:val="p"/>
+            </m:rPr>
+            <m:t>(</m:t>
+          </m:r>
+          <m:r>
+            <m:t>s</m:t>
+          </m:r>
+          <m:r>
+            <m:rPr>
+              <m:sty m:val="p"/>
+            </m:rPr>
+            <m:t>)</m:t>
+          </m:r>
+          <m:limUpp>
+            <m:e>
+              <m:r>
+                <m:rPr>
+                  <m:sty m:val="p"/>
+                </m:rPr>
+                <m:t>=</m:t>
+              </m:r>
+            </m:e>
+            <m:lim>
+              <m:r>
+                <m:rPr>
+                  <m:nor/>
+                  <m:sty m:val="p"/>
+                </m:rPr>
+                <m:t>def</m:t>
+              </m:r>
+            </m:lim>
+          </m:limUpp>
+          <m:r>
+            <m:rPr>
+              <m:sty m:val="p"/>
+            </m:rPr>
+            <m:t>max</m:t>
+          </m:r>
+          <m:r>
+            <m:t>​</m:t>
+          </m:r>
+          <m:d>
+            <m:dPr>
+              <m:begChr m:val="{"/>
+              <m:sepChr m:val=""/>
+              <m:endChr m:val="}"/>
+              <m:grow/>
+            </m:dPr>
+            <m:e>
+              <m:r>
+                <m:rPr>
+                  <m:sty m:val="p"/>
+                </m:rPr>
+                <m:t>−</m:t>
+              </m:r>
+              <m:r>
+                <m:t>f</m:t>
+              </m:r>
+              <m:r>
+                <m:rPr>
+                  <m:sty m:val="p"/>
+                </m:rPr>
+                <m:t>(</m:t>
+              </m:r>
+              <m:r>
+                <m:t>s</m:t>
+              </m:r>
+              <m:r>
+                <m:rPr>
+                  <m:sty m:val="p"/>
+                </m:rPr>
+                <m:t>)</m:t>
+              </m:r>
+              <m:r>
+                <m:rPr>
+                  <m:sty m:val="p"/>
+                </m:rPr>
+                <m:t>,</m:t>
+              </m:r>
+              <m:r>
+                <m:t>0</m:t>
+              </m:r>
+            </m:e>
+          </m:d>
+          <m:r>
+            <m:t>​</m:t>
+          </m:r>
+          <m:r>
+            <m:rPr>
+              <m:sty m:val="p"/>
+            </m:rPr>
+            <m:t>.</m:t>
+          </m:r>
+        </m:oMath>
+      </m:oMathPara>
+    </w:p>
+    <w:bookmarkEnd w:id="125"/>
+    <w:bookmarkStart w:id="126" w:name="rem-positive-negative-parts"/>
+    <w:p>
+      <w:pPr>
+        <w:pStyle w:val="FirstParagraph"/>
+      </w:pPr>
+      <w:r>
+        <w:rPr>
+          <w:i/>
+          <w:iCs/>
+        </w:rPr>
+        <w:t xml:space="preserve">Remark 11</w:t>
+      </w:r>
+      <w:r>
+        <w:t xml:space="preserve"> (A function in terms of its positive and negative parts). </w:t>
+      </w:r>
+      <w:r>
+        <w:t xml:space="preserve">With the positive part (</w:t>
+      </w:r>
+      <w:hyperlink w:anchor="def-positive-negative-parts">
+        <w:r>
+          <w:rPr>
+            <w:rStyle w:val="Hyperlink"/>
+          </w:rPr>
+          <w:t xml:space="preserve">Definition 29</w:t>
+        </w:r>
+      </w:hyperlink>
+      <w:r>
+        <w:t xml:space="preserve">) and negative part (</w:t>
+      </w:r>
+      <w:hyperlink w:anchor="def-negative-part">
+        <w:r>
+          <w:rPr>
+            <w:rStyle w:val="Hyperlink"/>
+          </w:rPr>
+          <w:t xml:space="preserve">Definition 30</w:t>
+        </w:r>
+      </w:hyperlink>
+      <w:r>
+        <w:t xml:space="preserve">),</w:t>
       </w:r>
       <w:r>
         <w:t xml:space="preserve"> </w:t>
@@ -31853,8 +32389,8 @@
         <w:t xml:space="preserve">.)</w:t>
       </w:r>
     </w:p>
-    <w:bookmarkEnd w:id="117"/>
-    <w:bookmarkStart w:id="118" w:name="def-integral"/>
+    <w:bookmarkEnd w:id="126"/>
+    <w:bookmarkStart w:id="127" w:name="def-integral"/>
     <w:p>
       <w:pPr>
         <w:pStyle w:val="BodyText"/>
@@ -31864,7 +32400,7 @@
           <w:b/>
           <w:bCs/>
         </w:rPr>
-        <w:t xml:space="preserve">Definition 25 (Integral of a real-valued function)</w:t>
+        <w:t xml:space="preserve">Definition 31 (Integral of a real-valued function)</w:t>
       </w:r>
       <w:r>
         <w:t xml:space="preserve"> </w:t>
@@ -32067,7 +32603,21 @@
           <w:rPr>
             <w:rStyle w:val="Hyperlink"/>
           </w:rPr>
-          <w:t xml:space="preserve">Definition 24</w:t>
+          <w:t xml:space="preserve">Definition 29</w:t>
+        </w:r>
+      </w:hyperlink>
+      <w:r>
+        <w:t xml:space="preserve">,</w:t>
+      </w:r>
+      <w:r>
+        <w:t xml:space="preserve"> </w:t>
+      </w:r>
+      <w:hyperlink w:anchor="def-negative-part">
+        <w:r>
+          <w:rPr>
+            <w:rStyle w:val="Hyperlink"/>
+          </w:rPr>
+          <w:t xml:space="preserve">Definition 30</w:t>
         </w:r>
       </w:hyperlink>
       <w:r>
@@ -32302,7 +32852,7 @@
           <w:rPr>
             <w:rStyle w:val="Hyperlink"/>
           </w:rPr>
-          <w:t xml:space="preserve">Definition 23</w:t>
+          <w:t xml:space="preserve">Definition 28</w:t>
         </w:r>
       </w:hyperlink>
       <w:r>
@@ -32346,8 +32896,8 @@
         <w:t xml:space="preserve">(Billingsley 1995, sec. 15)</w:t>
       </w:r>
     </w:p>
-    <w:bookmarkEnd w:id="118"/>
-    <w:bookmarkStart w:id="119" w:name="exm-integral"/>
+    <w:bookmarkEnd w:id="127"/>
+    <w:bookmarkStart w:id="128" w:name="exm-integral"/>
     <w:p>
       <w:pPr>
         <w:pStyle w:val="BodyText"/>
@@ -33085,8 +33635,8 @@
         </m:oMath>
       </m:oMathPara>
     </w:p>
-    <w:bookmarkEnd w:id="119"/>
-    <w:bookmarkStart w:id="121" w:name="def-absolutely-integrable"/>
+    <w:bookmarkEnd w:id="128"/>
+    <w:bookmarkStart w:id="130" w:name="def-absolutely-integrable"/>
     <w:p>
       <w:pPr>
         <w:pStyle w:val="FirstParagraph"/>
@@ -33096,7 +33646,7 @@
           <w:b/>
           <w:bCs/>
         </w:rPr>
-        <w:t xml:space="preserve">Definition 26 (Absolutely integrable function (integrable function, absolute integrability))</w:t>
+        <w:t xml:space="preserve">Definition 32 (Absolutely integrable function (integrable function, absolute integrability))</w:t>
       </w:r>
       <w:r>
         <w:t xml:space="preserve"> </w:t>
@@ -33277,7 +33827,7 @@
       <w:r>
         <w:t xml:space="preserve"> </w:t>
       </w:r>
-      <w:hyperlink r:id="rId120">
+      <w:hyperlink r:id="rId129">
         <w:r>
           <w:rPr>
             <w:rStyle w:val="Hyperlink"/>
@@ -33385,8 +33935,8 @@
         <w:t xml:space="preserve">.</w:t>
       </w:r>
     </w:p>
-    <w:bookmarkEnd w:id="121"/>
-    <w:bookmarkStart w:id="122" w:name="rem-absolutely-integrable-integral"/>
+    <w:bookmarkEnd w:id="130"/>
+    <w:bookmarkStart w:id="131" w:name="rem-absolutely-integrable-integral"/>
     <w:p>
       <w:pPr>
         <w:pStyle w:val="BodyText"/>
@@ -33396,7 +33946,7 @@
           <w:i/>
           <w:iCs/>
         </w:rPr>
-        <w:t xml:space="preserve">Remark 11</w:t>
+        <w:t xml:space="preserve">Remark 12</w:t>
       </w:r>
       <w:r>
         <w:t xml:space="preserve"> (An absolutely integrable function has a finite integral). </w:t>
@@ -33653,7 +34203,7 @@
           <w:rPr>
             <w:rStyle w:val="Hyperlink"/>
           </w:rPr>
-          <w:t xml:space="preserve">Definition 23</w:t>
+          <w:t xml:space="preserve">Definition 28</w:t>
         </w:r>
       </w:hyperlink>
       <w:r>
@@ -33795,15 +34345,15 @@
           <w:rPr>
             <w:rStyle w:val="Hyperlink"/>
           </w:rPr>
-          <w:t xml:space="preserve">Definition 25</w:t>
+          <w:t xml:space="preserve">Definition 31</w:t>
         </w:r>
       </w:hyperlink>
       <w:r>
         <w:t xml:space="preserve">) is a real number.</w:t>
       </w:r>
     </w:p>
-    <w:bookmarkEnd w:id="122"/>
-    <w:bookmarkStart w:id="123" w:name="exm-absolutely-integrable"/>
+    <w:bookmarkEnd w:id="131"/>
+    <w:bookmarkStart w:id="132" w:name="exm-absolutely-integrable"/>
     <w:p>
       <w:pPr>
         <w:pStyle w:val="BodyText"/>
@@ -34307,9 +34857,9 @@
         <w:t xml:space="preserve">).</w:t>
       </w:r>
     </w:p>
-    <w:bookmarkEnd w:id="123"/>
-    <w:bookmarkEnd w:id="124"/>
-    <w:bookmarkStart w:id="136" w:name="lp-spaces"/>
+    <w:bookmarkEnd w:id="132"/>
+    <w:bookmarkEnd w:id="133"/>
+    <w:bookmarkStart w:id="145" w:name="lp-spaces"/>
     <w:p>
       <w:pPr>
         <w:pStyle w:val="Heading2"/>
@@ -34341,7 +34891,7 @@
         <w:t xml:space="preserve">spaces</w:t>
       </w:r>
     </w:p>
-    <w:bookmarkStart w:id="126" w:name="def-lp-space"/>
+    <w:bookmarkStart w:id="135" w:name="def-lp-space"/>
     <w:p>
       <w:pPr>
         <w:pStyle w:val="FirstParagraph"/>
@@ -34351,7 +34901,7 @@
           <w:b/>
           <w:bCs/>
         </w:rPr>
-        <w:t xml:space="preserve">Definition 27 (</w:t>
+        <w:t xml:space="preserve">Definition 33 (</w:t>
       </w:r>
       <m:oMath>
         <m:sSup>
@@ -34983,7 +35533,7 @@
       <w:r>
         <w:t xml:space="preserve"> </w:t>
       </w:r>
-      <w:hyperlink r:id="rId125">
+      <w:hyperlink r:id="rId134">
         <w:r>
           <w:rPr>
             <w:rStyle w:val="Hyperlink"/>
@@ -35268,15 +35818,15 @@
           <w:rPr>
             <w:rStyle w:val="Hyperlink"/>
           </w:rPr>
-          <w:t xml:space="preserve">Definition 28</w:t>
+          <w:t xml:space="preserve">Definition 34</w:t>
         </w:r>
       </w:hyperlink>
       <w:r>
         <w:t xml:space="preserve">.</w:t>
       </w:r>
     </w:p>
-    <w:bookmarkEnd w:id="126"/>
-    <w:bookmarkStart w:id="127" w:name="exm-lp-space"/>
+    <w:bookmarkEnd w:id="135"/>
+    <w:bookmarkStart w:id="136" w:name="exm-lp-space"/>
     <w:p>
       <w:pPr>
         <w:pStyle w:val="BodyText"/>
@@ -35439,7 +35989,7 @@
           <w:rPr>
             <w:rStyle w:val="Hyperlink"/>
           </w:rPr>
-          <w:t xml:space="preserve">Definition 15</w:t>
+          <w:t xml:space="preserve">Definition 16</w:t>
         </w:r>
       </w:hyperlink>
       <w:r>
@@ -36517,8 +37067,8 @@
         <w:t xml:space="preserve">on finite-measure sets: higher exponents impose stricter integrability requirements near singularities.</w:t>
       </w:r>
     </w:p>
-    <w:bookmarkEnd w:id="127"/>
-    <w:bookmarkStart w:id="128" w:name="def-linf-space"/>
+    <w:bookmarkEnd w:id="136"/>
+    <w:bookmarkStart w:id="137" w:name="def-linf-space"/>
     <w:p>
       <w:pPr>
         <w:pStyle w:val="BodyText"/>
@@ -36528,7 +37078,7 @@
           <w:b/>
           <w:bCs/>
         </w:rPr>
-        <w:t xml:space="preserve">Definition 28 (</w:t>
+        <w:t xml:space="preserve">Definition 34 (</w:t>
       </w:r>
       <m:oMath>
         <m:sSup>
@@ -37083,7 +37633,7 @@
           <w:rPr>
             <w:rStyle w:val="Hyperlink"/>
           </w:rPr>
-          <w:t xml:space="preserve">Definition 27</w:t>
+          <w:t xml:space="preserve">Definition 33</w:t>
         </w:r>
       </w:hyperlink>
       <w:r>
@@ -37107,8 +37657,8 @@
         <w:t xml:space="preserve">.</w:t>
       </w:r>
     </w:p>
-    <w:bookmarkEnd w:id="128"/>
-    <w:bookmarkStart w:id="129" w:name="thm-holder-inequality"/>
+    <w:bookmarkEnd w:id="137"/>
+    <w:bookmarkStart w:id="138" w:name="thm-holder-inequality"/>
     <w:p>
       <w:pPr>
         <w:pStyle w:val="BodyText"/>
@@ -37503,7 +38053,7 @@
           <w:rPr>
             <w:rStyle w:val="Hyperlink"/>
           </w:rPr>
-          <w:t xml:space="preserve">Definition 27</w:t>
+          <w:t xml:space="preserve">Definition 33</w:t>
         </w:r>
       </w:hyperlink>
       <w:r>
@@ -37832,8 +38382,8 @@
         <w:t xml:space="preserve">this inequality is the Cauchy-Schwarz inequality for integrals.</w:t>
       </w:r>
     </w:p>
-    <w:bookmarkEnd w:id="129"/>
-    <w:bookmarkStart w:id="130" w:name="thm-minkowski-inequality"/>
+    <w:bookmarkEnd w:id="138"/>
+    <w:bookmarkStart w:id="139" w:name="thm-minkowski-inequality"/>
     <w:p>
       <w:pPr>
         <w:pStyle w:val="BodyText"/>
@@ -38043,7 +38593,7 @@
           <w:rPr>
             <w:rStyle w:val="Hyperlink"/>
           </w:rPr>
-          <w:t xml:space="preserve">Definition 27</w:t>
+          <w:t xml:space="preserve">Definition 33</w:t>
         </w:r>
       </w:hyperlink>
       <w:r>
@@ -38386,7 +38936,7 @@
       <w:r>
         <w:t xml:space="preserve"> </w:t>
       </w:r>
-      <w:hyperlink r:id="rId125">
+      <w:hyperlink r:id="rId134">
         <w:r>
           <w:rPr>
             <w:rStyle w:val="Hyperlink"/>
@@ -38398,8 +38948,8 @@
         <w:t xml:space="preserve">.</w:t>
       </w:r>
     </w:p>
-    <w:bookmarkEnd w:id="130"/>
-    <w:bookmarkStart w:id="132" w:name="exm-holder-inequality"/>
+    <w:bookmarkEnd w:id="139"/>
+    <w:bookmarkStart w:id="141" w:name="exm-holder-inequality"/>
     <w:p>
       <w:pPr>
         <w:pStyle w:val="BodyText"/>
@@ -39058,7 +39608,7 @@
       <w:r>
         <w:t xml:space="preserve"> </w:t>
       </w:r>
-      <w:hyperlink r:id="rId131">
+      <w:hyperlink r:id="rId140">
         <w:r>
           <w:rPr>
             <w:rStyle w:val="Hyperlink"/>
@@ -39115,7 +39665,7 @@
           <w:rPr>
             <w:rStyle w:val="Hyperlink"/>
           </w:rPr>
-          <w:t xml:space="preserve">Definition 20</w:t>
+          <w:t xml:space="preserve">Definition 22</w:t>
         </w:r>
       </w:hyperlink>
       <w:r>
@@ -39335,8 +39885,8 @@
         <w:t xml:space="preserve">guaranteeing that the covariance between any two square-integrable random variables is finite.</w:t>
       </w:r>
     </w:p>
-    <w:bookmarkEnd w:id="132"/>
-    <w:bookmarkStart w:id="135" w:name="rem-lp-spaces-machine-learning"/>
+    <w:bookmarkEnd w:id="141"/>
+    <w:bookmarkStart w:id="144" w:name="rem-lp-spaces-machine-learning"/>
     <w:p>
       <w:pPr>
         <w:pStyle w:val="FirstParagraph"/>
@@ -39346,7 +39896,7 @@
           <w:i/>
           <w:iCs/>
         </w:rPr>
-        <w:t xml:space="preserve">Remark 12</w:t>
+        <w:t xml:space="preserve">Remark 13</w:t>
       </w:r>
       <w:r>
         <w:t xml:space="preserve"> (</w:t>
@@ -39487,7 +40037,7 @@
           <w:rPr>
             <w:rStyle w:val="Hyperlink"/>
           </w:rPr>
-          <w:t xml:space="preserve">Definition 20</w:t>
+          <w:t xml:space="preserve">Definition 22</w:t>
         </w:r>
       </w:hyperlink>
       <w:r>
@@ -39739,7 +40289,7 @@
       <w:r>
         <w:t xml:space="preserve"> </w:t>
       </w:r>
-      <w:hyperlink r:id="rId133">
+      <w:hyperlink r:id="rId142">
         <w:r>
           <w:rPr>
             <w:rStyle w:val="Hyperlink"/>
@@ -40116,7 +40666,7 @@
       <w:r>
         <w:t xml:space="preserve"> </w:t>
       </w:r>
-      <w:hyperlink r:id="rId134">
+      <w:hyperlink r:id="rId143">
         <w:r>
           <w:rPr>
             <w:rStyle w:val="Hyperlink"/>
@@ -40663,9 +41213,9 @@
         <w:t xml:space="preserve">minimizes the worst-case maximum error across all instances.</w:t>
       </w:r>
     </w:p>
-    <w:bookmarkEnd w:id="135"/>
-    <w:bookmarkEnd w:id="136"/>
-    <w:bookmarkStart w:id="142" w:name="product-measures"/>
+    <w:bookmarkEnd w:id="144"/>
+    <w:bookmarkEnd w:id="145"/>
+    <w:bookmarkStart w:id="152" w:name="product-measures"/>
     <w:p>
       <w:pPr>
         <w:pStyle w:val="Heading2"/>
@@ -40674,7 +41224,7 @@
         <w:t xml:space="preserve">9 Product measures</w:t>
       </w:r>
     </w:p>
-    <w:bookmarkStart w:id="138" w:name="def-product-sigma-algebra"/>
+    <w:bookmarkStart w:id="147" w:name="def-measurable-rectangle"/>
     <w:p>
       <w:pPr>
         <w:pStyle w:val="FirstParagraph"/>
@@ -40684,26 +41234,7 @@
           <w:b/>
           <w:bCs/>
         </w:rPr>
-        <w:t xml:space="preserve">Definition 29 (Product</w:t>
-      </w:r>
-      <w:r>
-        <w:rPr>
-          <w:b/>
-          <w:bCs/>
-        </w:rPr>
-        <w:t xml:space="preserve"> </w:t>
-      </w:r>
-      <m:oMath>
-        <m:r>
-          <m:t>σ</m:t>
-        </m:r>
-      </m:oMath>
-      <w:r>
-        <w:rPr>
-          <w:b/>
-          <w:bCs/>
-        </w:rPr>
-        <w:t xml:space="preserve">-algebra)</w:t>
+        <w:t xml:space="preserve">Definition 35 (Measurable rectangle)</w:t>
       </w:r>
       <w:r>
         <w:t xml:space="preserve"> </w:t>
@@ -40828,7 +41359,7 @@
       <w:r>
         <w:t xml:space="preserve"> </w:t>
       </w:r>
-      <w:hyperlink r:id="rId137">
+      <w:hyperlink r:id="rId146">
         <w:r>
           <w:rPr>
             <w:rStyle w:val="Hyperlink"/>
@@ -40910,11 +41441,142 @@
       <w:r>
         <w:t xml:space="preserve">.</w:t>
       </w:r>
-      <w:r>
-        <w:t xml:space="preserve"> </w:t>
-      </w:r>
-      <w:r>
-        <w:t xml:space="preserve">The</w:t>
+    </w:p>
+    <w:bookmarkEnd w:id="147"/>
+    <w:bookmarkStart w:id="148" w:name="def-product-sigma-algebra"/>
+    <w:p>
+      <w:pPr>
+        <w:pStyle w:val="BodyText"/>
+      </w:pPr>
+      <w:r>
+        <w:rPr>
+          <w:b/>
+          <w:bCs/>
+        </w:rPr>
+        <w:t xml:space="preserve">Definition 36 (Product</w:t>
+      </w:r>
+      <w:r>
+        <w:rPr>
+          <w:b/>
+          <w:bCs/>
+        </w:rPr>
+        <w:t xml:space="preserve"> </w:t>
+      </w:r>
+      <m:oMath>
+        <m:r>
+          <m:t>σ</m:t>
+        </m:r>
+      </m:oMath>
+      <w:r>
+        <w:rPr>
+          <w:b/>
+          <w:bCs/>
+        </w:rPr>
+        <w:t xml:space="preserve">-algebra)</w:t>
+      </w:r>
+      <w:r>
+        <w:t xml:space="preserve"> </w:t>
+      </w:r>
+      <w:r>
+        <w:t xml:space="preserve">For the measurable spaces</w:t>
+      </w:r>
+      <w:r>
+        <w:t xml:space="preserve"> </w:t>
+      </w:r>
+      <m:oMath>
+        <m:r>
+          <m:rPr>
+            <m:sty m:val="p"/>
+          </m:rPr>
+          <m:t>(</m:t>
+        </m:r>
+        <m:r>
+          <m:t>S</m:t>
+        </m:r>
+        <m:r>
+          <m:rPr>
+            <m:sty m:val="p"/>
+          </m:rPr>
+          <m:t>,</m:t>
+        </m:r>
+        <m:r>
+          <m:rPr>
+            <m:scr m:val="script"/>
+            <m:sty m:val="p"/>
+          </m:rPr>
+          <m:t>S</m:t>
+        </m:r>
+        <m:r>
+          <m:rPr>
+            <m:sty m:val="p"/>
+          </m:rPr>
+          <m:t>)</m:t>
+        </m:r>
+      </m:oMath>
+      <w:r>
+        <w:t xml:space="preserve"> </w:t>
+      </w:r>
+      <w:r>
+        <w:t xml:space="preserve">and</w:t>
+      </w:r>
+      <w:r>
+        <w:t xml:space="preserve"> </w:t>
+      </w:r>
+      <m:oMath>
+        <m:r>
+          <m:rPr>
+            <m:sty m:val="p"/>
+          </m:rPr>
+          <m:t>(</m:t>
+        </m:r>
+        <m:r>
+          <m:t>T</m:t>
+        </m:r>
+        <m:r>
+          <m:rPr>
+            <m:sty m:val="p"/>
+          </m:rPr>
+          <m:t>,</m:t>
+        </m:r>
+        <m:r>
+          <m:rPr>
+            <m:scr m:val="script"/>
+            <m:sty m:val="p"/>
+          </m:rPr>
+          <m:t>T</m:t>
+        </m:r>
+        <m:r>
+          <m:rPr>
+            <m:sty m:val="p"/>
+          </m:rPr>
+          <m:t>)</m:t>
+        </m:r>
+      </m:oMath>
+      <w:r>
+        <w:t xml:space="preserve"> </w:t>
+      </w:r>
+      <w:r>
+        <w:t xml:space="preserve">of</w:t>
+      </w:r>
+      <w:r>
+        <w:t xml:space="preserve"> </w:t>
+      </w:r>
+      <w:hyperlink w:anchor="def-measurable-rectangle">
+        <w:r>
+          <w:rPr>
+            <w:rStyle w:val="Hyperlink"/>
+          </w:rPr>
+          <w:t xml:space="preserve">Definition 35</w:t>
+        </w:r>
+      </w:hyperlink>
+      <w:r>
+        <w:t xml:space="preserve">,</w:t>
+      </w:r>
+      <w:r>
+        <w:t xml:space="preserve"> </w:t>
+      </w:r>
+      <w:r>
+        <w:t xml:space="preserve">the</w:t>
       </w:r>
       <w:r>
         <w:t xml:space="preserve"> </w:t>
@@ -41022,8 +41684,8 @@
         <w:t xml:space="preserve">the measurable rectangles.</w:t>
       </w:r>
     </w:p>
-    <w:bookmarkEnd w:id="138"/>
-    <w:bookmarkStart w:id="139" w:name="exm-product-sigma-algebra"/>
+    <w:bookmarkEnd w:id="148"/>
+    <w:bookmarkStart w:id="149" w:name="exm-product-sigma-algebra"/>
     <w:p>
       <w:pPr>
         <w:pStyle w:val="BodyText"/>
@@ -41522,8 +42184,8 @@
         <w:t xml:space="preserve">.</w:t>
       </w:r>
     </w:p>
-    <w:bookmarkEnd w:id="139"/>
-    <w:bookmarkStart w:id="140" w:name="def-product-measure"/>
+    <w:bookmarkEnd w:id="149"/>
+    <w:bookmarkStart w:id="150" w:name="def-product-measure"/>
     <w:p>
       <w:pPr>
         <w:pStyle w:val="FirstParagraph"/>
@@ -41533,7 +42195,7 @@
           <w:b/>
           <w:bCs/>
         </w:rPr>
-        <w:t xml:space="preserve">Definition 30 (Product measure)</w:t>
+        <w:t xml:space="preserve">Definition 37 (Product measure)</w:t>
       </w:r>
       <w:r>
         <w:t xml:space="preserve"> </w:t>
@@ -42133,8 +42795,8 @@
         <w:t xml:space="preserve">.</w:t>
       </w:r>
     </w:p>
-    <w:bookmarkEnd w:id="140"/>
-    <w:bookmarkStart w:id="141" w:name="exm-product-measure"/>
+    <w:bookmarkEnd w:id="150"/>
+    <w:bookmarkStart w:id="151" w:name="exm-product-measure"/>
     <w:p>
       <w:pPr>
         <w:pStyle w:val="BodyText"/>
@@ -42791,9 +43453,9 @@
         <w:t xml:space="preserve">the area of the rectangle.</w:t>
       </w:r>
     </w:p>
-    <w:bookmarkEnd w:id="141"/>
-    <w:bookmarkEnd w:id="142"/>
-    <w:bookmarkStart w:id="143" w:name="sec-further-reading"/>
+    <w:bookmarkEnd w:id="151"/>
+    <w:bookmarkEnd w:id="152"/>
+    <w:bookmarkStart w:id="153" w:name="sec-further-reading"/>
     <w:p>
       <w:pPr>
         <w:pStyle w:val="Heading2"/>
@@ -42896,8 +43558,8 @@
         <w:t xml:space="preserve">that opens with a chapter on introductory measure theory.</w:t>
       </w:r>
     </w:p>
-    <w:bookmarkEnd w:id="143"/>
-    <w:bookmarkStart w:id="152" w:name="references"/>
+    <w:bookmarkEnd w:id="153"/>
+    <w:bookmarkStart w:id="162" w:name="references"/>
     <w:p>
       <w:pPr>
         <w:pStyle w:val="Heading2"/>
@@ -42906,8 +43568,8 @@
         <w:t xml:space="preserve">References</w:t>
       </w:r>
     </w:p>
-    <w:bookmarkStart w:id="151" w:name="refs"/>
-    <w:bookmarkStart w:id="144" w:name="ref-billingsley1995probability"/>
+    <w:bookmarkStart w:id="161" w:name="refs"/>
+    <w:bookmarkStart w:id="154" w:name="ref-billingsley1995probability"/>
     <w:p>
       <w:pPr>
         <w:pStyle w:val="Bibliography"/>
@@ -42929,8 +43591,8 @@
         <w:t xml:space="preserve">. 3rd ed. Wiley Series in Probability and Mathematical Statistics. Wiley.</w:t>
       </w:r>
     </w:p>
-    <w:bookmarkEnd w:id="144"/>
-    <w:bookmarkStart w:id="146" w:name="ref-CaseBerg01"/>
+    <w:bookmarkEnd w:id="154"/>
+    <w:bookmarkStart w:id="156" w:name="ref-CaseBerg01"/>
     <w:p>
       <w:pPr>
         <w:pStyle w:val="Bibliography"/>
@@ -42954,7 +43616,7 @@
       <w:r>
         <w:t xml:space="preserve"> </w:t>
       </w:r>
-      <w:hyperlink r:id="rId145">
+      <w:hyperlink r:id="rId155">
         <w:r>
           <w:rPr>
             <w:rStyle w:val="Hyperlink"/>
@@ -42966,8 +43628,8 @@
         <w:t xml:space="preserve">.</w:t>
       </w:r>
     </w:p>
-    <w:bookmarkEnd w:id="146"/>
-    <w:bookmarkStart w:id="148" w:name="ref-folland1999real"/>
+    <w:bookmarkEnd w:id="156"/>
+    <w:bookmarkStart w:id="158" w:name="ref-folland1999real"/>
     <w:p>
       <w:pPr>
         <w:pStyle w:val="Bibliography"/>
@@ -42991,7 +43653,7 @@
       <w:r>
         <w:t xml:space="preserve"> </w:t>
       </w:r>
-      <w:hyperlink r:id="rId147">
+      <w:hyperlink r:id="rId157">
         <w:r>
           <w:rPr>
             <w:rStyle w:val="Hyperlink"/>
@@ -43003,8 +43665,8 @@
         <w:t xml:space="preserve">.</w:t>
       </w:r>
     </w:p>
-    <w:bookmarkEnd w:id="148"/>
-    <w:bookmarkStart w:id="150" w:name="ref-gut2013"/>
+    <w:bookmarkEnd w:id="158"/>
+    <w:bookmarkStart w:id="160" w:name="ref-gut2013"/>
     <w:p>
       <w:pPr>
         <w:pStyle w:val="Bibliography"/>
@@ -43028,7 +43690,7 @@
       <w:r>
         <w:t xml:space="preserve"> </w:t>
       </w:r>
-      <w:hyperlink r:id="rId149">
+      <w:hyperlink r:id="rId159">
         <w:r>
           <w:rPr>
             <w:rStyle w:val="Hyperlink"/>
@@ -43040,9 +43702,9 @@
         <w:t xml:space="preserve">.</w:t>
       </w:r>
     </w:p>
-    <w:bookmarkEnd w:id="150"/>
-    <w:bookmarkEnd w:id="151"/>
-    <w:bookmarkEnd w:id="152"/>
+    <w:bookmarkEnd w:id="160"/>
+    <w:bookmarkEnd w:id="161"/>
+    <w:bookmarkEnd w:id="162"/>
     <w:sectPr>
       <w:footnotePr>
         <w:numRestart w:val="eachSect"/>
